--- a/downloads/teacher/05 Materials/Unit 03/Handouts/Handout 03.16 - Caregiver Clock and Community Supports.docx
+++ b/downloads/teacher/05 Materials/Unit 03/Handouts/Handout 03.16 - Caregiver Clock and Community Supports.docx
@@ -594,16 +594,7 @@
         <w:pStyle w:val="BodyText"/>
       </w:pPr>
       <w:r>
-        <w:t xml:space="preserve">Words in other languages</w:t>
-      </w:r>
-      <w:r>
-        <w:t xml:space="preserve"> </w:t>
-      </w:r>
-      <w:r>
-        <w:rPr>
-          <w:rStyle w:val="TeacherNote"/>
-        </w:rPr>
-        <w:t xml:space="preserve">[check with a native speaker before printing]:</w:t>
+        <w:t xml:space="preserve">Words in other languages:</w:t>
       </w:r>
     </w:p>
     <w:tbl>
@@ -2663,16 +2654,7 @@
         <w:pStyle w:val="BodyText"/>
       </w:pPr>
       <w:r>
-        <w:t xml:space="preserve">Local numbers from the slide</w:t>
-      </w:r>
-      <w:r>
-        <w:t xml:space="preserve"> </w:t>
-      </w:r>
-      <w:r>
-        <w:rPr>
-          <w:rStyle w:val="TeacherNote"/>
-        </w:rPr>
-        <w:t xml:space="preserve">[Sal: fill these in]:</w:t>
+        <w:t xml:space="preserve">Local numbers from the slide:</w:t>
       </w:r>
     </w:p>
     <w:p>
@@ -2823,15 +2805,6 @@
       </w:pPr>
       <w:r>
         <w:t xml:space="preserve">Stretch costs, placeholders to confirm locally: diapers about $70 a month; toddler food about $150 to $250 a month; child care from $800 to over $2,000 a month depending on the county.</w:t>
-      </w:r>
-      <w:r>
-        <w:t xml:space="preserve"> </w:t>
-      </w:r>
-      <w:r>
-        <w:rPr>
-          <w:rStyle w:val="TeacherNote"/>
-        </w:rPr>
-        <w:t xml:space="preserve">[Sal: pull two local numbers and mark the month.]</w:t>
       </w:r>
     </w:p>
     <w:p>
